--- a/docs/specifications/URD.docx
+++ b/docs/specifications/URD.docx
@@ -16613,6 +16613,7 @@
     <w:tmpl w:val="C310EC42"/>
     <w:lvl w:ilvl="0">
       <w:start w:val="1"/>
+      <w:suff w:val="space"/>
       <w:numFmt w:val="decimal"/>
       <w:lvlText w:val="%1."/>
       <w:lvlJc w:val="left"/>
@@ -16630,6 +16631,7 @@
     <w:tmpl w:val="E4089024"/>
     <w:lvl w:ilvl="0">
       <w:start w:val="1"/>
+      <w:suff w:val="space"/>
       <w:numFmt w:val="decimal"/>
       <w:lvlText w:val="%1."/>
       <w:lvlJc w:val="left"/>
@@ -16647,6 +16649,7 @@
     <w:tmpl w:val="FB12693A"/>
     <w:lvl w:ilvl="0">
       <w:start w:val="1"/>
+      <w:suff w:val="space"/>
       <w:numFmt w:val="decimal"/>
       <w:pStyle w:val="ListNumber3"/>
       <w:lvlText w:val="%1."/>
@@ -16665,6 +16668,7 @@
     <w:tmpl w:val="38441652"/>
     <w:lvl w:ilvl="0">
       <w:start w:val="1"/>
+      <w:suff w:val="space"/>
       <w:numFmt w:val="decimal"/>
       <w:pStyle w:val="ListNumber2"/>
       <w:lvlText w:val="%1."/>
@@ -16683,6 +16687,7 @@
     <w:tmpl w:val="171AC3A4"/>
     <w:lvl w:ilvl="0">
       <w:start w:val="1"/>
+      <w:suff w:val="space"/>
       <w:numFmt w:val="bullet"/>
       <w:lvlText w:val=""/>
       <w:lvlJc w:val="left"/>
@@ -16703,6 +16708,7 @@
     <w:tmpl w:val="F3EAFDEC"/>
     <w:lvl w:ilvl="0">
       <w:start w:val="1"/>
+      <w:suff w:val="space"/>
       <w:numFmt w:val="bullet"/>
       <w:pStyle w:val="ListBullet3"/>
       <w:lvlText w:val=""/>
@@ -16724,6 +16730,7 @@
     <w:tmpl w:val="3D1EFFD4"/>
     <w:lvl w:ilvl="0">
       <w:start w:val="1"/>
+      <w:suff w:val="space"/>
       <w:numFmt w:val="bullet"/>
       <w:pStyle w:val="ListBullet2"/>
       <w:lvlText w:val=""/>
@@ -16745,6 +16752,7 @@
     <w:tmpl w:val="D0A62B40"/>
     <w:lvl w:ilvl="0">
       <w:start w:val="1"/>
+      <w:suff w:val="space"/>
       <w:numFmt w:val="decimal"/>
       <w:pStyle w:val="ListNumber"/>
       <w:lvlText w:val="%1."/>
@@ -16763,6 +16771,7 @@
     <w:tmpl w:val="29761A62"/>
     <w:lvl w:ilvl="0">
       <w:start w:val="1"/>
+      <w:suff w:val="space"/>
       <w:numFmt w:val="bullet"/>
       <w:pStyle w:val="ListBullet"/>
       <w:lvlText w:val=""/>
